--- a/5_semester/Теория информации/ТИЗД-ЛР-2-вар1.docx
+++ b/5_semester/Теория информации/ТИЗД-ЛР-2-вар1.docx
@@ -1,6 +1,6 @@
 
 <file path=word/document.xml><?xml version="1.0" encoding="utf-8"?>
-<w:document xmlns:wpc="http://schemas.microsoft.com/office/word/2010/wordprocessingCanvas" xmlns:cx="http://schemas.microsoft.com/office/drawing/2014/chartex" xmlns:cx1="http://schemas.microsoft.com/office/drawing/2015/9/8/chartex" xmlns:cx2="http://schemas.microsoft.com/office/drawing/2015/10/21/chartex" xmlns:cx3="http://schemas.microsoft.com/office/drawing/2016/5/9/chartex" xmlns:cx4="http://schemas.microsoft.com/office/drawing/2016/5/10/chartex" xmlns:cx5="http://schemas.microsoft.com/office/drawing/2016/5/11/chartex" xmlns:cx6="http://schemas.microsoft.com/office/drawing/2016/5/12/chartex" xmlns:cx7="http://schemas.microsoft.com/office/drawing/2016/5/13/chartex" xmlns:cx8="http://schemas.microsoft.com/office/drawing/2016/5/14/chartex" xmlns:mc="http://schemas.openxmlformats.org/markup-compatibility/2006" xmlns:aink="http://schemas.microsoft.com/office/drawing/2016/ink" xmlns:am3d="http://schemas.microsoft.com/office/drawing/2017/model3d" xmlns:o="urn:schemas-microsoft-com:office:office" xmlns:r="http://schemas.openxmlformats.org/officeDocument/2006/relationships" xmlns:m="http://schemas.openxmlformats.org/officeDocument/2006/math" xmlns:v="urn:schemas-microsoft-com:vml" xmlns:wp14="http://schemas.microsoft.com/office/word/2010/wordprocessingDrawing" xmlns:wp="http://schemas.openxmlformats.org/drawingml/2006/wordprocessingDrawing" xmlns:w10="urn:schemas-microsoft-com:office:word" xmlns:w="http://schemas.openxmlformats.org/wordprocessingml/2006/main" xmlns:w14="http://schemas.microsoft.com/office/word/2010/wordml" xmlns:w15="http://schemas.microsoft.com/office/word/2012/wordml" xmlns:w16cid="http://schemas.microsoft.com/office/word/2016/wordml/cid" xmlns:w16se="http://schemas.microsoft.com/office/word/2015/wordml/symex" xmlns:wpg="http://schemas.microsoft.com/office/word/2010/wordprocessingGroup" xmlns:wpi="http://schemas.microsoft.com/office/word/2010/wordprocessingInk" xmlns:wne="http://schemas.microsoft.com/office/word/2006/wordml" xmlns:wps="http://schemas.microsoft.com/office/word/2010/wordprocessingShape" mc:Ignorable="w14 w15 w16se w16cid wp14">
+<w:document xmlns:wpc="http://schemas.microsoft.com/office/word/2010/wordprocessingCanvas" xmlns:cx="http://schemas.microsoft.com/office/drawing/2014/chartex" xmlns:cx1="http://schemas.microsoft.com/office/drawing/2015/9/8/chartex" xmlns:cx2="http://schemas.microsoft.com/office/drawing/2015/10/21/chartex" xmlns:cx3="http://schemas.microsoft.com/office/drawing/2016/5/9/chartex" xmlns:cx4="http://schemas.microsoft.com/office/drawing/2016/5/10/chartex" xmlns:cx5="http://schemas.microsoft.com/office/drawing/2016/5/11/chartex" xmlns:cx6="http://schemas.microsoft.com/office/drawing/2016/5/12/chartex" xmlns:cx7="http://schemas.microsoft.com/office/drawing/2016/5/13/chartex" xmlns:cx8="http://schemas.microsoft.com/office/drawing/2016/5/14/chartex" xmlns:mc="http://schemas.openxmlformats.org/markup-compatibility/2006" xmlns:aink="http://schemas.microsoft.com/office/drawing/2016/ink" xmlns:am3d="http://schemas.microsoft.com/office/drawing/2017/model3d" xmlns:o="urn:schemas-microsoft-com:office:office" xmlns:oel="http://schemas.microsoft.com/office/2019/extlst" xmlns:r="http://schemas.openxmlformats.org/officeDocument/2006/relationships" xmlns:m="http://schemas.openxmlformats.org/officeDocument/2006/math" xmlns:v="urn:schemas-microsoft-com:vml" xmlns:wp14="http://schemas.microsoft.com/office/word/2010/wordprocessingDrawing" xmlns:wp="http://schemas.openxmlformats.org/drawingml/2006/wordprocessingDrawing" xmlns:w10="urn:schemas-microsoft-com:office:word" xmlns:w="http://schemas.openxmlformats.org/wordprocessingml/2006/main" xmlns:w14="http://schemas.microsoft.com/office/word/2010/wordml" xmlns:w15="http://schemas.microsoft.com/office/word/2012/wordml" xmlns:w16cex="http://schemas.microsoft.com/office/word/2018/wordml/cex" xmlns:w16cid="http://schemas.microsoft.com/office/word/2016/wordml/cid" xmlns:w16="http://schemas.microsoft.com/office/word/2018/wordml" xmlns:w16sdtdh="http://schemas.microsoft.com/office/word/2020/wordml/sdtdatahash" xmlns:w16se="http://schemas.microsoft.com/office/word/2015/wordml/symex" xmlns:wpg="http://schemas.microsoft.com/office/word/2010/wordprocessingGroup" xmlns:wpi="http://schemas.microsoft.com/office/word/2010/wordprocessingInk" xmlns:wne="http://schemas.microsoft.com/office/word/2006/wordml" xmlns:wps="http://schemas.microsoft.com/office/word/2010/wordprocessingShape" mc:Ignorable="w14 w15 w16se w16cid w16 w16cex w16sdtdh wp14">
   <w:body>
     <w:p>
       <w:pPr>
@@ -649,21 +649,7 @@
               <w:rPr>
                 <w:sz w:val="28"/>
               </w:rPr>
-              <w:t>Методы кодирования. Коды Шеннона-</w:t>
-            </w:r>
-            <w:proofErr w:type="spellStart"/>
-            <w:r>
-              <w:rPr>
-                <w:sz w:val="28"/>
-              </w:rPr>
-              <w:t>Фано</w:t>
-            </w:r>
-            <w:proofErr w:type="spellEnd"/>
-            <w:r>
-              <w:rPr>
-                <w:sz w:val="28"/>
-              </w:rPr>
-              <w:t>, Хаффмана</w:t>
+              <w:t>Методы кодирования. Коды Шеннона-Фано, Хаффмана</w:t>
             </w:r>
           </w:p>
         </w:tc>
@@ -1528,7 +1514,7 @@
               <w:rPr>
                 <w:webHidden/>
               </w:rPr>
-              <w:t>7</w:t>
+              <w:t>6</w:t>
             </w:r>
             <w:r>
               <w:rPr>
@@ -1589,7 +1575,7 @@
               <w:rPr>
                 <w:webHidden/>
               </w:rPr>
-              <w:t>9</w:t>
+              <w:t>8</w:t>
             </w:r>
             <w:r>
               <w:rPr>
@@ -1650,7 +1636,7 @@
               <w:rPr>
                 <w:webHidden/>
               </w:rPr>
-              <w:t>10</w:t>
+              <w:t>9</w:t>
             </w:r>
             <w:r>
               <w:rPr>
@@ -1695,8 +1681,6 @@
         </w:rPr>
         <w:br w:type="page"/>
       </w:r>
-      <w:bookmarkStart w:id="3" w:name="_GoBack"/>
-      <w:bookmarkEnd w:id="3"/>
     </w:p>
     <w:p>
       <w:pPr>
@@ -1710,7 +1694,7 @@
           <w:szCs w:val="28"/>
         </w:rPr>
       </w:pPr>
-      <w:bookmarkStart w:id="4" w:name="_Toc211789405"/>
+      <w:bookmarkStart w:id="3" w:name="_Toc211789405"/>
       <w:r>
         <w:rPr>
           <w:b/>
@@ -1731,7 +1715,7 @@
         </w:rPr>
         <w:t>Цель работы</w:t>
       </w:r>
-      <w:bookmarkEnd w:id="4"/>
+      <w:bookmarkEnd w:id="3"/>
     </w:p>
     <w:p>
       <w:pPr>
@@ -1770,17 +1754,8 @@
           <w:sz w:val="28"/>
           <w:szCs w:val="28"/>
         </w:rPr>
-        <w:t xml:space="preserve"> Шеннона-</w:t>
-      </w:r>
-      <w:proofErr w:type="spellStart"/>
-      <w:r>
-        <w:rPr>
-          <w:sz w:val="28"/>
-          <w:szCs w:val="28"/>
-        </w:rPr>
-        <w:t>Фано</w:t>
-      </w:r>
-      <w:proofErr w:type="spellEnd"/>
+        <w:t xml:space="preserve"> Шеннона-Фано</w:t>
+      </w:r>
       <w:r>
         <w:rPr>
           <w:sz w:val="28"/>
@@ -1810,8 +1785,8 @@
           <w:szCs w:val="28"/>
         </w:rPr>
       </w:pPr>
+      <w:bookmarkStart w:id="4" w:name="_Toc211789406"/>
       <w:bookmarkStart w:id="5" w:name="_Toc145966786"/>
-      <w:bookmarkStart w:id="6" w:name="_Toc211789406"/>
       <w:r>
         <w:rPr>
           <w:b/>
@@ -1840,7 +1815,7 @@
         </w:rPr>
         <w:t xml:space="preserve"> и исходные данные</w:t>
       </w:r>
-      <w:bookmarkEnd w:id="6"/>
+      <w:bookmarkEnd w:id="4"/>
     </w:p>
     <w:p>
       <w:pPr>
@@ -1930,23 +1905,7 @@
           <w:sz w:val="28"/>
           <w:szCs w:val="28"/>
         </w:rPr>
-        <w:t xml:space="preserve">написать </w:t>
-      </w:r>
-      <w:r>
-        <w:rPr>
-          <w:rFonts w:ascii="Times New Roman" w:hAnsi="Times New Roman" w:cs="Times New Roman"/>
-          <w:sz w:val="28"/>
-          <w:szCs w:val="28"/>
-        </w:rPr>
-        <w:t>программу,</w:t>
-      </w:r>
-      <w:r>
-        <w:rPr>
-          <w:rFonts w:ascii="Times New Roman" w:hAnsi="Times New Roman" w:cs="Times New Roman"/>
-          <w:sz w:val="28"/>
-          <w:szCs w:val="28"/>
-        </w:rPr>
-        <w:t xml:space="preserve"> реализующую заданный метод кодирования</w:t>
+        <w:t>написать программу, реализующую заданный метод кодирования</w:t>
       </w:r>
       <w:r>
         <w:rPr>
@@ -2075,13 +2034,8 @@
           </w:tcPr>
           <w:p>
             <w:r>
-              <w:t>Шеннона-</w:t>
-            </w:r>
-            <w:proofErr w:type="spellStart"/>
-            <w:r>
-              <w:t>Фано</w:t>
-            </w:r>
-            <w:proofErr w:type="spellEnd"/>
+              <w:t>Шеннона-Фано</w:t>
+            </w:r>
           </w:p>
         </w:tc>
         <w:tc>
@@ -2103,13 +2057,7 @@
           </w:tcPr>
           <w:p>
             <w:r>
-              <w:t xml:space="preserve">В </w:t>
-            </w:r>
-            <w:r>
-              <w:t>чужой монастырь</w:t>
-            </w:r>
-            <w:r>
-              <w:t xml:space="preserve"> со своим уставом не ходят</w:t>
+              <w:t>В чужой монастырь со своим уставом не ходят</w:t>
             </w:r>
           </w:p>
         </w:tc>
@@ -2170,7 +2118,7 @@
         </w:rPr>
         <w:br w:type="page"/>
       </w:r>
-      <w:bookmarkStart w:id="7" w:name="_Toc211789407"/>
+      <w:bookmarkStart w:id="6" w:name="_Toc211789407"/>
       <w:r>
         <w:rPr>
           <w:b/>
@@ -2190,7 +2138,7 @@
         </w:rPr>
         <w:t>Ход выполнения задания</w:t>
       </w:r>
-      <w:bookmarkEnd w:id="7"/>
+      <w:bookmarkEnd w:id="6"/>
     </w:p>
     <w:bookmarkEnd w:id="5"/>
     <w:p>
@@ -2201,14 +2149,78 @@
         <w:rPr>
           <w:sz w:val="28"/>
           <w:szCs w:val="28"/>
-        </w:rPr>
-      </w:pPr>
-      <w:r>
-        <w:rPr>
-          <w:sz w:val="28"/>
-          <w:szCs w:val="28"/>
-        </w:rPr>
-        <w:t>Был разработан и реализован алгоритм кодирования методом Шеннона-</w:t>
+          <w:lang w:val="en-GB"/>
+        </w:rPr>
+      </w:pPr>
+      <w:r>
+        <w:rPr>
+          <w:sz w:val="28"/>
+          <w:szCs w:val="28"/>
+        </w:rPr>
+        <w:t xml:space="preserve">Был разработан и реализован алгоритм кодирования методом Шеннона-Фано. </w:t>
+      </w:r>
+      <w:r>
+        <w:rPr>
+          <w:sz w:val="28"/>
+          <w:szCs w:val="28"/>
+        </w:rPr>
+        <w:t xml:space="preserve">Для правильного понимания метода </w:t>
+      </w:r>
+      <w:r>
+        <w:rPr>
+          <w:sz w:val="28"/>
+          <w:szCs w:val="28"/>
+        </w:rPr>
+        <w:t>была построена блок схема алгоритма</w:t>
+      </w:r>
+      <w:r>
+        <w:rPr>
+          <w:sz w:val="28"/>
+          <w:szCs w:val="28"/>
+        </w:rPr>
+        <w:t>, см.</w:t>
+      </w:r>
+      <w:r>
+        <w:rPr>
+          <w:sz w:val="28"/>
+          <w:szCs w:val="28"/>
+        </w:rPr>
+        <w:t xml:space="preserve"> </w:t>
+      </w:r>
+      <w:r>
+        <w:rPr>
+          <w:sz w:val="28"/>
+          <w:szCs w:val="28"/>
+        </w:rPr>
+        <w:t>Рисунок</w:t>
+      </w:r>
+      <w:r>
+        <w:rPr>
+          <w:sz w:val="28"/>
+          <w:szCs w:val="28"/>
+        </w:rPr>
+        <w:t xml:space="preserve"> 1</w:t>
+      </w:r>
+      <w:r>
+        <w:rPr>
+          <w:sz w:val="28"/>
+          <w:szCs w:val="28"/>
+        </w:rPr>
+        <w:t>.</w:t>
+      </w:r>
+      <w:r>
+        <w:rPr>
+          <w:sz w:val="28"/>
+          <w:szCs w:val="28"/>
+        </w:rPr>
+        <w:t xml:space="preserve"> В следствии чего был построен а</w:t>
+      </w:r>
+      <w:r>
+        <w:rPr>
+          <w:sz w:val="28"/>
+          <w:szCs w:val="28"/>
+        </w:rPr>
+        <w:t xml:space="preserve">лгоритм выполнен в следующей последовательности. Сначала производится подсчёт частот символов входного сообщения с переводом символов в верхний регистр и исключением пробелов. Полученный набор символов сортируется по убыванию вероятностей. Затем рекурсивно выполняется разбиение текущего упорядоченного списка на две части так, чтобы суммы вероятностей в частях были максимально близки друг к другу. Левой части приписывается префикс 0, правой части префикс 1. Для каждой части, содержащей не менее двух символов, операция повторяется рекурсивно. Результатом является набор префиксных кодов для каждого символа. Программа на </w:t>
       </w:r>
       <w:proofErr w:type="spellStart"/>
       <w:r>
@@ -2216,7 +2228,7 @@
           <w:sz w:val="28"/>
           <w:szCs w:val="28"/>
         </w:rPr>
-        <w:t>Фано</w:t>
+        <w:t>TypeScript</w:t>
       </w:r>
       <w:proofErr w:type="spellEnd"/>
       <w:r>
@@ -2224,22 +2236,6 @@
           <w:sz w:val="28"/>
           <w:szCs w:val="28"/>
         </w:rPr>
-        <w:t xml:space="preserve">. Алгоритм выполнен в следующей последовательности. Сначала производится подсчёт частот символов входного сообщения с переводом символов в верхний регистр и исключением пробелов. Полученный набор символов сортируется по убыванию вероятностей. Затем рекурсивно выполняется разбиение текущего упорядоченного списка на две части так, чтобы суммы вероятностей в частях были максимально близки друг к другу. Левой части приписывается префикс 0, правой части префикс 1. Для каждой части, содержащей не менее двух символов, операция повторяется рекурсивно. Результатом является набор префиксных кодов для каждого символа. Программа на </w:t>
-      </w:r>
-      <w:proofErr w:type="spellStart"/>
-      <w:r>
-        <w:rPr>
-          <w:sz w:val="28"/>
-          <w:szCs w:val="28"/>
-        </w:rPr>
-        <w:t>TypeScript</w:t>
-      </w:r>
-      <w:proofErr w:type="spellEnd"/>
-      <w:r>
-        <w:rPr>
-          <w:sz w:val="28"/>
-          <w:szCs w:val="28"/>
-        </w:rPr>
         <w:t xml:space="preserve"> использует тот же принцип</w:t>
       </w:r>
       <w:r>
@@ -2247,8 +2243,34 @@
           <w:sz w:val="28"/>
           <w:szCs w:val="28"/>
         </w:rPr>
-        <w:t xml:space="preserve">. Для общего понимания была построена блок схема алгоритма на рисунке 1. </w:t>
-      </w:r>
+        <w:t xml:space="preserve">. </w:t>
+      </w:r>
+      <w:r>
+        <w:rPr>
+          <w:sz w:val="28"/>
+          <w:szCs w:val="28"/>
+        </w:rPr>
+        <w:t>Листинг программы представлен в приложении А.</w:t>
+      </w:r>
+      <w:r>
+        <w:rPr>
+          <w:sz w:val="28"/>
+          <w:szCs w:val="28"/>
+        </w:rPr>
+        <w:t xml:space="preserve"> </w:t>
+      </w:r>
+    </w:p>
+    <w:p>
+      <w:pPr>
+        <w:spacing w:line="360" w:lineRule="auto"/>
+        <w:ind w:firstLine="709"/>
+        <w:jc w:val="both"/>
+        <w:rPr>
+          <w:sz w:val="28"/>
+          <w:szCs w:val="28"/>
+          <w:lang w:val="en-GB"/>
+        </w:rPr>
+      </w:pPr>
     </w:p>
     <w:p>
       <w:pPr>
@@ -2258,19 +2280,20 @@
         <w:rPr>
           <w:sz w:val="28"/>
           <w:szCs w:val="28"/>
-        </w:rPr>
-      </w:pPr>
-      <w:r>
-        <w:rPr>
-          <w:sz w:val="28"/>
-          <w:szCs w:val="28"/>
-        </w:rPr>
-        <w:lastRenderedPageBreak/>
+          <w:lang w:val="en-GB"/>
+        </w:rPr>
+      </w:pPr>
+      <w:r>
+        <w:rPr>
+          <w:sz w:val="28"/>
+          <w:szCs w:val="28"/>
+          <w:lang w:val="en-GB"/>
+        </w:rPr>
         <w:drawing>
-          <wp:inline distT="0" distB="0" distL="0" distR="0" wp14:anchorId="34641171" wp14:editId="0431E12B">
-            <wp:extent cx="4730569" cy="5992223"/>
-            <wp:effectExtent l="0" t="0" r="0" b="8890"/>
-            <wp:docPr id="2" name="Рисунок 2"/>
+          <wp:inline distT="0" distB="0" distL="0" distR="0" wp14:anchorId="550CDD1C" wp14:editId="15F8EE1E">
+            <wp:extent cx="5003675" cy="2576986"/>
+            <wp:effectExtent l="0" t="0" r="635" b="1270"/>
+            <wp:docPr id="1945576693" name="Рисунок 1"/>
             <wp:cNvGraphicFramePr>
               <a:graphicFrameLocks xmlns:a="http://schemas.openxmlformats.org/drawingml/2006/main" noChangeAspect="1"/>
             </wp:cNvGraphicFramePr>
@@ -2278,7 +2301,7 @@
               <a:graphicData uri="http://schemas.openxmlformats.org/drawingml/2006/picture">
                 <pic:pic xmlns:pic="http://schemas.openxmlformats.org/drawingml/2006/picture">
                   <pic:nvPicPr>
-                    <pic:cNvPr id="1" name=""/>
+                    <pic:cNvPr id="1945576693" name=""/>
                     <pic:cNvPicPr/>
                   </pic:nvPicPr>
                   <pic:blipFill>
@@ -2290,7 +2313,7 @@
                   <pic:spPr>
                     <a:xfrm>
                       <a:off x="0" y="0"/>
-                      <a:ext cx="4772628" cy="6045499"/>
+                      <a:ext cx="5023469" cy="2587180"/>
                     </a:xfrm>
                     <a:prstGeom prst="rect">
                       <a:avLst/>
@@ -2311,6 +2334,7 @@
         <w:rPr>
           <w:sz w:val="28"/>
           <w:szCs w:val="28"/>
+          <w:lang w:val="en-GB"/>
         </w:rPr>
       </w:pPr>
     </w:p>
@@ -2329,17 +2353,8 @@
           <w:sz w:val="28"/>
           <w:szCs w:val="28"/>
         </w:rPr>
-        <w:t xml:space="preserve">Рисунок 1 – Блок схема алгоритма </w:t>
-      </w:r>
-      <w:proofErr w:type="spellStart"/>
-      <w:r>
-        <w:rPr>
-          <w:sz w:val="28"/>
-          <w:szCs w:val="28"/>
-        </w:rPr>
-        <w:t>Фано</w:t>
-      </w:r>
-      <w:proofErr w:type="spellEnd"/>
+        <w:t>Рисунок 1 – Блок схема алгоритма Фано</w:t>
+      </w:r>
     </w:p>
     <w:p>
       <w:pPr>
@@ -2367,13 +2382,6 @@
           <w:sz w:val="28"/>
           <w:szCs w:val="28"/>
         </w:rPr>
-        <w:t xml:space="preserve"> Для написанного алгоритма было создано дерево</w:t>
-      </w:r>
-      <w:r>
-        <w:rPr>
-          <w:sz w:val="28"/>
-          <w:szCs w:val="28"/>
-        </w:rPr>
         <w:t xml:space="preserve"> </w:t>
       </w:r>
       <w:r>
@@ -2381,7 +2389,56 @@
           <w:sz w:val="28"/>
           <w:szCs w:val="28"/>
         </w:rPr>
-        <w:t>на рисунке 2.</w:t>
+        <w:t>По</w:t>
+      </w:r>
+      <w:r>
+        <w:rPr>
+          <w:sz w:val="28"/>
+          <w:szCs w:val="28"/>
+        </w:rPr>
+        <w:t xml:space="preserve"> написанн</w:t>
+      </w:r>
+      <w:r>
+        <w:rPr>
+          <w:sz w:val="28"/>
+          <w:szCs w:val="28"/>
+        </w:rPr>
+        <w:t>ому</w:t>
+      </w:r>
+      <w:r>
+        <w:rPr>
+          <w:sz w:val="28"/>
+          <w:szCs w:val="28"/>
+        </w:rPr>
+        <w:t xml:space="preserve"> алгоритм</w:t>
+      </w:r>
+      <w:r>
+        <w:rPr>
+          <w:sz w:val="28"/>
+          <w:szCs w:val="28"/>
+        </w:rPr>
+        <w:t>у</w:t>
+      </w:r>
+      <w:r>
+        <w:rPr>
+          <w:sz w:val="28"/>
+          <w:szCs w:val="28"/>
+        </w:rPr>
+        <w:t xml:space="preserve"> был</w:t>
+      </w:r>
+      <w:r>
+        <w:rPr>
+          <w:sz w:val="28"/>
+          <w:szCs w:val="28"/>
+        </w:rPr>
+        <w:t>о</w:t>
+      </w:r>
+      <w:r>
+        <w:rPr>
+          <w:sz w:val="28"/>
+          <w:szCs w:val="28"/>
+        </w:rPr>
+        <w:t xml:space="preserve"> создано дерево на рисунке 2.</w:t>
       </w:r>
     </w:p>
     <w:p>
@@ -2400,6 +2457,7 @@
         <w:rPr>
           <w:b/>
           <w:bCs/>
+          <w:noProof/>
           <w:sz w:val="28"/>
           <w:szCs w:val="28"/>
         </w:rPr>
@@ -2449,35 +2507,50 @@
         <w:rPr>
           <w:sz w:val="28"/>
           <w:szCs w:val="28"/>
-        </w:rPr>
-      </w:pPr>
-      <w:r>
-        <w:rPr>
-          <w:sz w:val="28"/>
-          <w:szCs w:val="28"/>
-        </w:rPr>
-        <w:t xml:space="preserve">Рисунок </w:t>
-      </w:r>
-      <w:r>
-        <w:rPr>
-          <w:sz w:val="28"/>
-          <w:szCs w:val="28"/>
-        </w:rPr>
-        <w:t>2</w:t>
-      </w:r>
-      <w:r>
-        <w:rPr>
-          <w:sz w:val="28"/>
-          <w:szCs w:val="28"/>
-        </w:rPr>
-        <w:t xml:space="preserve"> – </w:t>
-      </w:r>
-      <w:r>
-        <w:rPr>
-          <w:sz w:val="28"/>
-          <w:szCs w:val="28"/>
-        </w:rPr>
-        <w:t>Дерево для алгоритма</w:t>
+          <w:lang w:val="en-GB"/>
+        </w:rPr>
+      </w:pPr>
+      <w:r>
+        <w:rPr>
+          <w:sz w:val="28"/>
+          <w:szCs w:val="28"/>
+        </w:rPr>
+        <w:t xml:space="preserve">Рисунок 2 – </w:t>
+      </w:r>
+      <w:r>
+        <w:rPr>
+          <w:sz w:val="28"/>
+          <w:szCs w:val="28"/>
+        </w:rPr>
+        <w:t>Блок схема д</w:t>
+      </w:r>
+      <w:r>
+        <w:rPr>
+          <w:sz w:val="28"/>
+          <w:szCs w:val="28"/>
+        </w:rPr>
+        <w:t>ерев</w:t>
+      </w:r>
+      <w:r>
+        <w:rPr>
+          <w:sz w:val="28"/>
+          <w:szCs w:val="28"/>
+        </w:rPr>
+        <w:t xml:space="preserve">а </w:t>
+      </w:r>
+      <w:r>
+        <w:rPr>
+          <w:sz w:val="28"/>
+          <w:szCs w:val="28"/>
+        </w:rPr>
+        <w:t>Шеннона-</w:t>
+      </w:r>
+      <w:r>
+        <w:rPr>
+          <w:sz w:val="28"/>
+          <w:szCs w:val="28"/>
+        </w:rPr>
+        <w:t>Фано</w:t>
       </w:r>
     </w:p>
     <w:p>
@@ -2525,7 +2598,7 @@
         <w:lastRenderedPageBreak/>
         <w:t xml:space="preserve">  </w:t>
       </w:r>
-      <w:bookmarkStart w:id="8" w:name="_Toc211789408"/>
+      <w:bookmarkStart w:id="7" w:name="_Toc211789408"/>
       <w:r>
         <w:rPr>
           <w:b/>
@@ -2544,7 +2617,7 @@
         </w:rPr>
         <w:t>Ручная трассировка и сравнение результата</w:t>
       </w:r>
-      <w:bookmarkEnd w:id="8"/>
+      <w:bookmarkEnd w:id="7"/>
     </w:p>
     <w:p>
       <w:pPr>
@@ -2582,14 +2655,7 @@
           <w:sz w:val="28"/>
           <w:szCs w:val="28"/>
         </w:rPr>
-        <w:t xml:space="preserve"> </w:t>
-      </w:r>
-      <w:r>
-        <w:rPr>
-          <w:sz w:val="28"/>
-          <w:szCs w:val="28"/>
-        </w:rPr>
-        <w:t xml:space="preserve">Таблица 1 </w:t>
+        <w:t xml:space="preserve"> Таблица 1 </w:t>
       </w:r>
       <w:r>
         <w:rPr>
@@ -3947,25 +4013,27 @@
           <w:sz w:val="28"/>
           <w:szCs w:val="28"/>
         </w:rPr>
-        <w:t>После сортировки по убыванию вероятностей началось разбиение по методу Шеннона–</w:t>
-      </w:r>
-      <w:proofErr w:type="spellStart"/>
-      <w:r>
+        <w:t>После сортировки по убыванию вероятностей началось разбиение по методу Шеннона–Фано:</w:t>
+      </w:r>
+    </w:p>
+    <w:p>
+      <w:pPr>
+        <w:spacing w:line="360" w:lineRule="auto"/>
+        <w:ind w:firstLine="560"/>
+        <w:jc w:val="both"/>
         <w:rPr>
           <w:bCs/>
           <w:sz w:val="28"/>
           <w:szCs w:val="28"/>
         </w:rPr>
-        <w:t>Фано</w:t>
-      </w:r>
-      <w:proofErr w:type="spellEnd"/>
+      </w:pPr>
       <w:r>
         <w:rPr>
           <w:bCs/>
           <w:sz w:val="28"/>
           <w:szCs w:val="28"/>
         </w:rPr>
-        <w:t>:</w:t>
+        <w:t>Общая сумма вероятностей = 1, делим алфавит на две части с максимально близкими суммами:</w:t>
       </w:r>
     </w:p>
     <w:p>
@@ -3985,7 +4053,7 @@
           <w:sz w:val="28"/>
           <w:szCs w:val="28"/>
         </w:rPr>
-        <w:t>Общая сумма вероятностей = 1, делим алфавит на две части с максимально близкими суммами:</w:t>
+        <w:t>Левая часть: {О, С, В, М, Т} ≈ 0,50</w:t>
       </w:r>
     </w:p>
     <w:p>
@@ -4005,45 +4073,7 @@
           <w:sz w:val="28"/>
           <w:szCs w:val="28"/>
         </w:rPr>
-        <w:t>Левая часть: {О, С, В, М, Т} ≈ 0,50</w:t>
-      </w:r>
-    </w:p>
-    <w:p>
-      <w:pPr>
-        <w:spacing w:line="360" w:lineRule="auto"/>
-        <w:ind w:firstLine="560"/>
-        <w:jc w:val="both"/>
-        <w:rPr>
-          <w:bCs/>
-          <w:sz w:val="28"/>
-          <w:szCs w:val="28"/>
-        </w:rPr>
-      </w:pPr>
-      <w:r>
-        <w:rPr>
-          <w:bCs/>
-          <w:sz w:val="28"/>
-          <w:szCs w:val="28"/>
-        </w:rPr>
-        <w:t>Правая часть: {У, Н, А, Ч, Ж, Й, Ы, Р, Ь</w:t>
-      </w:r>
-      <w:proofErr w:type="gramStart"/>
-      <w:r>
-        <w:rPr>
-          <w:bCs/>
-          <w:sz w:val="28"/>
-          <w:szCs w:val="28"/>
-        </w:rPr>
-        <w:t>, И</w:t>
-      </w:r>
-      <w:proofErr w:type="gramEnd"/>
-      <w:r>
-        <w:rPr>
-          <w:bCs/>
-          <w:sz w:val="28"/>
-          <w:szCs w:val="28"/>
-        </w:rPr>
-        <w:t>, Е, Х, Д, Я} ≈ 0,50</w:t>
+        <w:t>Правая часть: {У, Н, А, Ч, Ж, Й, Ы, Р, Ь, И, Е, Х, Д, Я} ≈ 0,50</w:t>
       </w:r>
     </w:p>
     <w:p>
@@ -4258,25 +4288,7 @@
           <w:sz w:val="28"/>
           <w:szCs w:val="28"/>
         </w:rPr>
-        <w:t>{У, Н, А, Ч, Ж, Й, Ы, Р, Ь</w:t>
-      </w:r>
-      <w:proofErr w:type="gramStart"/>
-      <w:r>
-        <w:rPr>
-          <w:bCs/>
-          <w:sz w:val="28"/>
-          <w:szCs w:val="28"/>
-        </w:rPr>
-        <w:t>, И</w:t>
-      </w:r>
-      <w:proofErr w:type="gramEnd"/>
-      <w:r>
-        <w:rPr>
-          <w:bCs/>
-          <w:sz w:val="28"/>
-          <w:szCs w:val="28"/>
-        </w:rPr>
-        <w:t>, Е, Х, Д, Я}</w:t>
+        <w:t>{У, Н, А, Ч, Ж, Й, Ы, Р, Ь, И, Е, Х, Д, Я}</w:t>
       </w:r>
     </w:p>
     <w:p>
@@ -4496,7 +4508,7 @@
           <w:szCs w:val="28"/>
         </w:rPr>
       </w:pPr>
-      <w:bookmarkStart w:id="9" w:name="_Toc211789409"/>
+      <w:bookmarkStart w:id="8" w:name="_Toc211789409"/>
       <w:r>
         <w:rPr>
           <w:b/>
@@ -4533,7 +4545,7 @@
         </w:rPr>
         <w:t>од</w:t>
       </w:r>
-      <w:bookmarkEnd w:id="9"/>
+      <w:bookmarkEnd w:id="8"/>
       <w:r>
         <w:rPr>
           <w:b/>
@@ -4559,7 +4571,7 @@
           <w:sz w:val="28"/>
           <w:szCs w:val="28"/>
         </w:rPr>
-        <w:t>В ходе выполнения лабораторной работы был изучен и реализован метод статистического кодирования Шеннона–</w:t>
+        <w:t xml:space="preserve">В ходе выполнения лабораторной работы был изучен и реализован метод статистического кодирования Шеннона–Фано. На основе исходного сообщения проведён анализ частоты появления символов, построено дерево кодов и выполнено пошаговое кодирование с присвоением каждому символу уникального двоичного кода. Алгоритм был реализован на языке </w:t>
       </w:r>
       <w:proofErr w:type="spellStart"/>
       <w:r>
@@ -4567,7 +4579,7 @@
           <w:sz w:val="28"/>
           <w:szCs w:val="28"/>
         </w:rPr>
-        <w:t>Фано</w:t>
+        <w:t>TypeScript</w:t>
       </w:r>
       <w:proofErr w:type="spellEnd"/>
       <w:r>
@@ -4575,22 +4587,6 @@
           <w:sz w:val="28"/>
           <w:szCs w:val="28"/>
         </w:rPr>
-        <w:t xml:space="preserve">. На основе исходного сообщения проведён анализ частоты появления символов, построено дерево кодов и выполнено пошаговое кодирование с присвоением каждому символу уникального двоичного кода. Алгоритм был реализован на языке </w:t>
-      </w:r>
-      <w:proofErr w:type="spellStart"/>
-      <w:r>
-        <w:rPr>
-          <w:sz w:val="28"/>
-          <w:szCs w:val="28"/>
-        </w:rPr>
-        <w:t>TypeScript</w:t>
-      </w:r>
-      <w:proofErr w:type="spellEnd"/>
-      <w:r>
-        <w:rPr>
-          <w:sz w:val="28"/>
-          <w:szCs w:val="28"/>
-        </w:rPr>
         <w:t>, а результаты работы программы полностью совпали с ручными расчётами, что подтверждает правильность логики реализации. Средняя длина кода составила 4 бита, а общее количество элементарных сигналов в закодированном сообщении — 144.</w:t>
       </w:r>
     </w:p>
@@ -4609,23 +4605,7 @@
           <w:sz w:val="28"/>
           <w:szCs w:val="28"/>
         </w:rPr>
-        <w:t>В процессе работы были получены практические навыки построения оптимальных кодов для заданного алфавита, анализа вероятностей и применения принципов кодирования без префиксных совпадений. Полученные результаты демонстрируют эффективность метода Шеннона–</w:t>
-      </w:r>
-      <w:proofErr w:type="spellStart"/>
-      <w:r>
-        <w:rPr>
-          <w:sz w:val="28"/>
-          <w:szCs w:val="28"/>
-        </w:rPr>
-        <w:t>Фано</w:t>
-      </w:r>
-      <w:proofErr w:type="spellEnd"/>
-      <w:r>
-        <w:rPr>
-          <w:sz w:val="28"/>
-          <w:szCs w:val="28"/>
-        </w:rPr>
-        <w:t xml:space="preserve"> при сжатии данных без потерь и подтверждают его соответствие теоретическим основам теории информации</w:t>
+        <w:t>В процессе работы были получены практические навыки построения оптимальных кодов для заданного алфавита, анализа вероятностей и применения принципов кодирования без префиксных совпадений. Полученные результаты демонстрируют эффективность метода Шеннона–Фано при сжатии данных без потерь и подтверждают его соответствие теоретическим основам теории информации</w:t>
       </w:r>
       <w:r>
         <w:rPr>
@@ -4648,7 +4628,7 @@
           <w:szCs w:val="28"/>
         </w:rPr>
       </w:pPr>
-      <w:bookmarkStart w:id="10" w:name="_Toc210309471"/>
+      <w:bookmarkStart w:id="9" w:name="_Toc210309471"/>
       <w:r>
         <w:rPr>
           <w:b/>
@@ -4662,47 +4642,44 @@
     <w:p>
       <w:pPr>
         <w:spacing w:line="360" w:lineRule="auto"/>
-        <w:ind w:firstLine="560"/>
-        <w:jc w:val="both"/>
+        <w:jc w:val="center"/>
         <w:outlineLvl w:val="0"/>
+        <w:rPr>
+          <w:sz w:val="28"/>
+          <w:szCs w:val="28"/>
+        </w:rPr>
+      </w:pPr>
+      <w:bookmarkStart w:id="10" w:name="_Toc211789410"/>
+      <w:r>
         <w:rPr>
           <w:b/>
           <w:bCs/>
           <w:sz w:val="28"/>
           <w:szCs w:val="28"/>
         </w:rPr>
-      </w:pPr>
-      <w:bookmarkStart w:id="11" w:name="_Toc211789410"/>
-      <w:r>
-        <w:rPr>
-          <w:b/>
-          <w:bCs/>
-          <w:sz w:val="28"/>
-          <w:szCs w:val="28"/>
-        </w:rPr>
         <w:lastRenderedPageBreak/>
-        <w:t>6</w:t>
-      </w:r>
-      <w:r>
-        <w:rPr>
-          <w:b/>
-          <w:bCs/>
-          <w:sz w:val="28"/>
-          <w:szCs w:val="28"/>
-        </w:rPr>
-        <w:t xml:space="preserve"> </w:t>
-      </w:r>
-      <w:r>
-        <w:rPr>
-          <w:b/>
-          <w:bCs/>
+        <w:t>ПРИЛОЖЕНИЕ А</w:t>
+      </w:r>
+    </w:p>
+    <w:p>
+      <w:pPr>
+        <w:spacing w:line="360" w:lineRule="auto"/>
+        <w:jc w:val="center"/>
+        <w:outlineLvl w:val="0"/>
+        <w:rPr>
+          <w:sz w:val="28"/>
+          <w:szCs w:val="28"/>
+        </w:rPr>
+      </w:pPr>
+      <w:r>
+        <w:rPr>
           <w:sz w:val="28"/>
           <w:szCs w:val="28"/>
         </w:rPr>
         <w:t>Листинг с кодом программы</w:t>
       </w:r>
+      <w:bookmarkEnd w:id="9"/>
       <w:bookmarkEnd w:id="10"/>
-      <w:bookmarkEnd w:id="11"/>
     </w:p>
     <w:p>
       <w:pPr>
@@ -5719,6 +5696,7 @@
           <w:szCs w:val="28"/>
           <w:lang w:val="en-US"/>
         </w:rPr>
+        <w:lastRenderedPageBreak/>
         <w:t xml:space="preserve">        });</w:t>
       </w:r>
     </w:p>
@@ -5739,7 +5717,6 @@
           <w:szCs w:val="28"/>
           <w:lang w:val="en-US"/>
         </w:rPr>
-        <w:lastRenderedPageBreak/>
         <w:t xml:space="preserve">    });</w:t>
       </w:r>
     </w:p>
@@ -6702,18 +6679,8 @@
           <w:szCs w:val="28"/>
           <w:lang w:val="en-US"/>
         </w:rPr>
-        <w:t xml:space="preserve"> </w:t>
-      </w:r>
-      <w:proofErr w:type="spellStart"/>
-      <w:r>
-        <w:rPr>
-          <w:sz w:val="28"/>
-          <w:szCs w:val="28"/>
-          <w:lang w:val="en-US"/>
-        </w:rPr>
-        <w:t>сплит</w:t>
-      </w:r>
-      <w:proofErr w:type="spellEnd"/>
+        <w:t xml:space="preserve"> сплит</w:t>
+      </w:r>
     </w:p>
     <w:p>
       <w:pPr>
@@ -6764,7 +6731,6 @@
           <w:szCs w:val="28"/>
           <w:lang w:val="en-US"/>
         </w:rPr>
-        <w:lastRenderedPageBreak/>
         <w:t xml:space="preserve">        const </w:t>
       </w:r>
       <w:proofErr w:type="spellStart"/>
@@ -7373,7 +7339,7 @@
 </file>
 
 <file path=word/endnotes.xml><?xml version="1.0" encoding="utf-8"?>
-<w:endnotes xmlns:wpc="http://schemas.microsoft.com/office/word/2010/wordprocessingCanvas" xmlns:cx="http://schemas.microsoft.com/office/drawing/2014/chartex" xmlns:cx1="http://schemas.microsoft.com/office/drawing/2015/9/8/chartex" xmlns:cx2="http://schemas.microsoft.com/office/drawing/2015/10/21/chartex" xmlns:cx3="http://schemas.microsoft.com/office/drawing/2016/5/9/chartex" xmlns:cx4="http://schemas.microsoft.com/office/drawing/2016/5/10/chartex" xmlns:cx5="http://schemas.microsoft.com/office/drawing/2016/5/11/chartex" xmlns:cx6="http://schemas.microsoft.com/office/drawing/2016/5/12/chartex" xmlns:cx7="http://schemas.microsoft.com/office/drawing/2016/5/13/chartex" xmlns:cx8="http://schemas.microsoft.com/office/drawing/2016/5/14/chartex" xmlns:mc="http://schemas.openxmlformats.org/markup-compatibility/2006" xmlns:aink="http://schemas.microsoft.com/office/drawing/2016/ink" xmlns:am3d="http://schemas.microsoft.com/office/drawing/2017/model3d" xmlns:o="urn:schemas-microsoft-com:office:office" xmlns:r="http://schemas.openxmlformats.org/officeDocument/2006/relationships" xmlns:m="http://schemas.openxmlformats.org/officeDocument/2006/math" xmlns:v="urn:schemas-microsoft-com:vml" xmlns:wp14="http://schemas.microsoft.com/office/word/2010/wordprocessingDrawing" xmlns:wp="http://schemas.openxmlformats.org/drawingml/2006/wordprocessingDrawing" xmlns:w10="urn:schemas-microsoft-com:office:word" xmlns:w="http://schemas.openxmlformats.org/wordprocessingml/2006/main" xmlns:w14="http://schemas.microsoft.com/office/word/2010/wordml" xmlns:w15="http://schemas.microsoft.com/office/word/2012/wordml" xmlns:w16cid="http://schemas.microsoft.com/office/word/2016/wordml/cid" xmlns:w16se="http://schemas.microsoft.com/office/word/2015/wordml/symex" xmlns:wpg="http://schemas.microsoft.com/office/word/2010/wordprocessingGroup" xmlns:wpi="http://schemas.microsoft.com/office/word/2010/wordprocessingInk" xmlns:wne="http://schemas.microsoft.com/office/word/2006/wordml" xmlns:wps="http://schemas.microsoft.com/office/word/2010/wordprocessingShape" mc:Ignorable="w14 w15 w16se w16cid wp14">
+<w:endnotes xmlns:wpc="http://schemas.microsoft.com/office/word/2010/wordprocessingCanvas" xmlns:cx="http://schemas.microsoft.com/office/drawing/2014/chartex" xmlns:cx1="http://schemas.microsoft.com/office/drawing/2015/9/8/chartex" xmlns:cx2="http://schemas.microsoft.com/office/drawing/2015/10/21/chartex" xmlns:cx3="http://schemas.microsoft.com/office/drawing/2016/5/9/chartex" xmlns:cx4="http://schemas.microsoft.com/office/drawing/2016/5/10/chartex" xmlns:cx5="http://schemas.microsoft.com/office/drawing/2016/5/11/chartex" xmlns:cx6="http://schemas.microsoft.com/office/drawing/2016/5/12/chartex" xmlns:cx7="http://schemas.microsoft.com/office/drawing/2016/5/13/chartex" xmlns:cx8="http://schemas.microsoft.com/office/drawing/2016/5/14/chartex" xmlns:mc="http://schemas.openxmlformats.org/markup-compatibility/2006" xmlns:aink="http://schemas.microsoft.com/office/drawing/2016/ink" xmlns:am3d="http://schemas.microsoft.com/office/drawing/2017/model3d" xmlns:o="urn:schemas-microsoft-com:office:office" xmlns:oel="http://schemas.microsoft.com/office/2019/extlst" xmlns:r="http://schemas.openxmlformats.org/officeDocument/2006/relationships" xmlns:m="http://schemas.openxmlformats.org/officeDocument/2006/math" xmlns:v="urn:schemas-microsoft-com:vml" xmlns:wp14="http://schemas.microsoft.com/office/word/2010/wordprocessingDrawing" xmlns:wp="http://schemas.openxmlformats.org/drawingml/2006/wordprocessingDrawing" xmlns:w10="urn:schemas-microsoft-com:office:word" xmlns:w="http://schemas.openxmlformats.org/wordprocessingml/2006/main" xmlns:w14="http://schemas.microsoft.com/office/word/2010/wordml" xmlns:w15="http://schemas.microsoft.com/office/word/2012/wordml" xmlns:w16cex="http://schemas.microsoft.com/office/word/2018/wordml/cex" xmlns:w16cid="http://schemas.microsoft.com/office/word/2016/wordml/cid" xmlns:w16="http://schemas.microsoft.com/office/word/2018/wordml" xmlns:w16sdtdh="http://schemas.microsoft.com/office/word/2020/wordml/sdtdatahash" xmlns:w16se="http://schemas.microsoft.com/office/word/2015/wordml/symex" xmlns:wpg="http://schemas.microsoft.com/office/word/2010/wordprocessingGroup" xmlns:wpi="http://schemas.microsoft.com/office/word/2010/wordprocessingInk" xmlns:wne="http://schemas.microsoft.com/office/word/2006/wordml" xmlns:wps="http://schemas.microsoft.com/office/word/2010/wordprocessingShape" mc:Ignorable="w14 w15 w16se w16cid w16 w16cex w16sdtdh wp14">
   <w:endnote w:type="separator" w:id="-1">
     <w:p>
       <w:r>
@@ -7392,7 +7358,7 @@
 </file>
 
 <file path=word/footer1.xml><?xml version="1.0" encoding="utf-8"?>
-<w:ftr xmlns:wpc="http://schemas.microsoft.com/office/word/2010/wordprocessingCanvas" xmlns:cx="http://schemas.microsoft.com/office/drawing/2014/chartex" xmlns:cx1="http://schemas.microsoft.com/office/drawing/2015/9/8/chartex" xmlns:cx2="http://schemas.microsoft.com/office/drawing/2015/10/21/chartex" xmlns:cx3="http://schemas.microsoft.com/office/drawing/2016/5/9/chartex" xmlns:cx4="http://schemas.microsoft.com/office/drawing/2016/5/10/chartex" xmlns:cx5="http://schemas.microsoft.com/office/drawing/2016/5/11/chartex" xmlns:cx6="http://schemas.microsoft.com/office/drawing/2016/5/12/chartex" xmlns:cx7="http://schemas.microsoft.com/office/drawing/2016/5/13/chartex" xmlns:cx8="http://schemas.microsoft.com/office/drawing/2016/5/14/chartex" xmlns:mc="http://schemas.openxmlformats.org/markup-compatibility/2006" xmlns:aink="http://schemas.microsoft.com/office/drawing/2016/ink" xmlns:am3d="http://schemas.microsoft.com/office/drawing/2017/model3d" xmlns:o="urn:schemas-microsoft-com:office:office" xmlns:r="http://schemas.openxmlformats.org/officeDocument/2006/relationships" xmlns:m="http://schemas.openxmlformats.org/officeDocument/2006/math" xmlns:v="urn:schemas-microsoft-com:vml" xmlns:wp14="http://schemas.microsoft.com/office/word/2010/wordprocessingDrawing" xmlns:wp="http://schemas.openxmlformats.org/drawingml/2006/wordprocessingDrawing" xmlns:w10="urn:schemas-microsoft-com:office:word" xmlns:w="http://schemas.openxmlformats.org/wordprocessingml/2006/main" xmlns:w14="http://schemas.microsoft.com/office/word/2010/wordml" xmlns:w15="http://schemas.microsoft.com/office/word/2012/wordml" xmlns:w16cid="http://schemas.microsoft.com/office/word/2016/wordml/cid" xmlns:w16se="http://schemas.microsoft.com/office/word/2015/wordml/symex" xmlns:wpg="http://schemas.microsoft.com/office/word/2010/wordprocessingGroup" xmlns:wpi="http://schemas.microsoft.com/office/word/2010/wordprocessingInk" xmlns:wne="http://schemas.microsoft.com/office/word/2006/wordml" xmlns:wps="http://schemas.microsoft.com/office/word/2010/wordprocessingShape" mc:Ignorable="w14 w15 w16se w16cid wp14">
+<w:ftr xmlns:wpc="http://schemas.microsoft.com/office/word/2010/wordprocessingCanvas" xmlns:cx="http://schemas.microsoft.com/office/drawing/2014/chartex" xmlns:cx1="http://schemas.microsoft.com/office/drawing/2015/9/8/chartex" xmlns:cx2="http://schemas.microsoft.com/office/drawing/2015/10/21/chartex" xmlns:cx3="http://schemas.microsoft.com/office/drawing/2016/5/9/chartex" xmlns:cx4="http://schemas.microsoft.com/office/drawing/2016/5/10/chartex" xmlns:cx5="http://schemas.microsoft.com/office/drawing/2016/5/11/chartex" xmlns:cx6="http://schemas.microsoft.com/office/drawing/2016/5/12/chartex" xmlns:cx7="http://schemas.microsoft.com/office/drawing/2016/5/13/chartex" xmlns:cx8="http://schemas.microsoft.com/office/drawing/2016/5/14/chartex" xmlns:mc="http://schemas.openxmlformats.org/markup-compatibility/2006" xmlns:aink="http://schemas.microsoft.com/office/drawing/2016/ink" xmlns:am3d="http://schemas.microsoft.com/office/drawing/2017/model3d" xmlns:o="urn:schemas-microsoft-com:office:office" xmlns:oel="http://schemas.microsoft.com/office/2019/extlst" xmlns:r="http://schemas.openxmlformats.org/officeDocument/2006/relationships" xmlns:m="http://schemas.openxmlformats.org/officeDocument/2006/math" xmlns:v="urn:schemas-microsoft-com:vml" xmlns:wp14="http://schemas.microsoft.com/office/word/2010/wordprocessingDrawing" xmlns:wp="http://schemas.openxmlformats.org/drawingml/2006/wordprocessingDrawing" xmlns:w10="urn:schemas-microsoft-com:office:word" xmlns:w="http://schemas.openxmlformats.org/wordprocessingml/2006/main" xmlns:w14="http://schemas.microsoft.com/office/word/2010/wordml" xmlns:w15="http://schemas.microsoft.com/office/word/2012/wordml" xmlns:w16cex="http://schemas.microsoft.com/office/word/2018/wordml/cex" xmlns:w16cid="http://schemas.microsoft.com/office/word/2016/wordml/cid" xmlns:w16="http://schemas.microsoft.com/office/word/2018/wordml" xmlns:w16sdtdh="http://schemas.microsoft.com/office/word/2020/wordml/sdtdatahash" xmlns:w16se="http://schemas.microsoft.com/office/word/2015/wordml/symex" xmlns:wpg="http://schemas.microsoft.com/office/word/2010/wordprocessingGroup" xmlns:wpi="http://schemas.microsoft.com/office/word/2010/wordprocessingInk" xmlns:wne="http://schemas.microsoft.com/office/word/2006/wordml" xmlns:wps="http://schemas.microsoft.com/office/word/2010/wordprocessingShape" mc:Ignorable="w14 w15 w16se w16cid w16 w16cex w16sdtdh wp14">
   <w:p>
     <w:pPr>
       <w:pStyle w:val="a3"/>
@@ -7555,7 +7521,7 @@
 </file>
 
 <file path=word/footer2.xml><?xml version="1.0" encoding="utf-8"?>
-<w:ftr xmlns:wpc="http://schemas.microsoft.com/office/word/2010/wordprocessingCanvas" xmlns:cx="http://schemas.microsoft.com/office/drawing/2014/chartex" xmlns:cx1="http://schemas.microsoft.com/office/drawing/2015/9/8/chartex" xmlns:cx2="http://schemas.microsoft.com/office/drawing/2015/10/21/chartex" xmlns:cx3="http://schemas.microsoft.com/office/drawing/2016/5/9/chartex" xmlns:cx4="http://schemas.microsoft.com/office/drawing/2016/5/10/chartex" xmlns:cx5="http://schemas.microsoft.com/office/drawing/2016/5/11/chartex" xmlns:cx6="http://schemas.microsoft.com/office/drawing/2016/5/12/chartex" xmlns:cx7="http://schemas.microsoft.com/office/drawing/2016/5/13/chartex" xmlns:cx8="http://schemas.microsoft.com/office/drawing/2016/5/14/chartex" xmlns:mc="http://schemas.openxmlformats.org/markup-compatibility/2006" xmlns:aink="http://schemas.microsoft.com/office/drawing/2016/ink" xmlns:am3d="http://schemas.microsoft.com/office/drawing/2017/model3d" xmlns:o="urn:schemas-microsoft-com:office:office" xmlns:r="http://schemas.openxmlformats.org/officeDocument/2006/relationships" xmlns:m="http://schemas.openxmlformats.org/officeDocument/2006/math" xmlns:v="urn:schemas-microsoft-com:vml" xmlns:wp14="http://schemas.microsoft.com/office/word/2010/wordprocessingDrawing" xmlns:wp="http://schemas.openxmlformats.org/drawingml/2006/wordprocessingDrawing" xmlns:w10="urn:schemas-microsoft-com:office:word" xmlns:w="http://schemas.openxmlformats.org/wordprocessingml/2006/main" xmlns:w14="http://schemas.microsoft.com/office/word/2010/wordml" xmlns:w15="http://schemas.microsoft.com/office/word/2012/wordml" xmlns:w16cid="http://schemas.microsoft.com/office/word/2016/wordml/cid" xmlns:w16se="http://schemas.microsoft.com/office/word/2015/wordml/symex" xmlns:wpg="http://schemas.microsoft.com/office/word/2010/wordprocessingGroup" xmlns:wpi="http://schemas.microsoft.com/office/word/2010/wordprocessingInk" xmlns:wne="http://schemas.microsoft.com/office/word/2006/wordml" xmlns:wps="http://schemas.microsoft.com/office/word/2010/wordprocessingShape" mc:Ignorable="w14 w15 w16se w16cid wp14">
+<w:ftr xmlns:wpc="http://schemas.microsoft.com/office/word/2010/wordprocessingCanvas" xmlns:cx="http://schemas.microsoft.com/office/drawing/2014/chartex" xmlns:cx1="http://schemas.microsoft.com/office/drawing/2015/9/8/chartex" xmlns:cx2="http://schemas.microsoft.com/office/drawing/2015/10/21/chartex" xmlns:cx3="http://schemas.microsoft.com/office/drawing/2016/5/9/chartex" xmlns:cx4="http://schemas.microsoft.com/office/drawing/2016/5/10/chartex" xmlns:cx5="http://schemas.microsoft.com/office/drawing/2016/5/11/chartex" xmlns:cx6="http://schemas.microsoft.com/office/drawing/2016/5/12/chartex" xmlns:cx7="http://schemas.microsoft.com/office/drawing/2016/5/13/chartex" xmlns:cx8="http://schemas.microsoft.com/office/drawing/2016/5/14/chartex" xmlns:mc="http://schemas.openxmlformats.org/markup-compatibility/2006" xmlns:aink="http://schemas.microsoft.com/office/drawing/2016/ink" xmlns:am3d="http://schemas.microsoft.com/office/drawing/2017/model3d" xmlns:o="urn:schemas-microsoft-com:office:office" xmlns:oel="http://schemas.microsoft.com/office/2019/extlst" xmlns:r="http://schemas.openxmlformats.org/officeDocument/2006/relationships" xmlns:m="http://schemas.openxmlformats.org/officeDocument/2006/math" xmlns:v="urn:schemas-microsoft-com:vml" xmlns:wp14="http://schemas.microsoft.com/office/word/2010/wordprocessingDrawing" xmlns:wp="http://schemas.openxmlformats.org/drawingml/2006/wordprocessingDrawing" xmlns:w10="urn:schemas-microsoft-com:office:word" xmlns:w="http://schemas.openxmlformats.org/wordprocessingml/2006/main" xmlns:w14="http://schemas.microsoft.com/office/word/2010/wordml" xmlns:w15="http://schemas.microsoft.com/office/word/2012/wordml" xmlns:w16cex="http://schemas.microsoft.com/office/word/2018/wordml/cex" xmlns:w16cid="http://schemas.microsoft.com/office/word/2016/wordml/cid" xmlns:w16="http://schemas.microsoft.com/office/word/2018/wordml" xmlns:w16sdtdh="http://schemas.microsoft.com/office/word/2020/wordml/sdtdatahash" xmlns:w16se="http://schemas.microsoft.com/office/word/2015/wordml/symex" xmlns:wpg="http://schemas.microsoft.com/office/word/2010/wordprocessingGroup" xmlns:wpi="http://schemas.microsoft.com/office/word/2010/wordprocessingInk" xmlns:wne="http://schemas.microsoft.com/office/word/2006/wordml" xmlns:wps="http://schemas.microsoft.com/office/word/2010/wordprocessingShape" mc:Ignorable="w14 w15 w16se w16cid w16 w16cex w16sdtdh wp14">
   <w:sdt>
     <w:sdtPr>
       <w:rPr>
@@ -7567,11 +7533,6 @@
         <w:docPartUnique/>
       </w:docPartObj>
     </w:sdtPr>
-    <w:sdtEndPr>
-      <w:rPr>
-        <w:rStyle w:val="a4"/>
-      </w:rPr>
-    </w:sdtEndPr>
     <w:sdtContent>
       <w:p>
         <w:pPr>
@@ -7612,7 +7573,7 @@
 </file>
 
 <file path=word/footer3.xml><?xml version="1.0" encoding="utf-8"?>
-<w:ftr xmlns:wpc="http://schemas.microsoft.com/office/word/2010/wordprocessingCanvas" xmlns:cx="http://schemas.microsoft.com/office/drawing/2014/chartex" xmlns:cx1="http://schemas.microsoft.com/office/drawing/2015/9/8/chartex" xmlns:cx2="http://schemas.microsoft.com/office/drawing/2015/10/21/chartex" xmlns:cx3="http://schemas.microsoft.com/office/drawing/2016/5/9/chartex" xmlns:cx4="http://schemas.microsoft.com/office/drawing/2016/5/10/chartex" xmlns:cx5="http://schemas.microsoft.com/office/drawing/2016/5/11/chartex" xmlns:cx6="http://schemas.microsoft.com/office/drawing/2016/5/12/chartex" xmlns:cx7="http://schemas.microsoft.com/office/drawing/2016/5/13/chartex" xmlns:cx8="http://schemas.microsoft.com/office/drawing/2016/5/14/chartex" xmlns:mc="http://schemas.openxmlformats.org/markup-compatibility/2006" xmlns:aink="http://schemas.microsoft.com/office/drawing/2016/ink" xmlns:am3d="http://schemas.microsoft.com/office/drawing/2017/model3d" xmlns:o="urn:schemas-microsoft-com:office:office" xmlns:r="http://schemas.openxmlformats.org/officeDocument/2006/relationships" xmlns:m="http://schemas.openxmlformats.org/officeDocument/2006/math" xmlns:v="urn:schemas-microsoft-com:vml" xmlns:wp14="http://schemas.microsoft.com/office/word/2010/wordprocessingDrawing" xmlns:wp="http://schemas.openxmlformats.org/drawingml/2006/wordprocessingDrawing" xmlns:w10="urn:schemas-microsoft-com:office:word" xmlns:w="http://schemas.openxmlformats.org/wordprocessingml/2006/main" xmlns:w14="http://schemas.microsoft.com/office/word/2010/wordml" xmlns:w15="http://schemas.microsoft.com/office/word/2012/wordml" xmlns:w16cid="http://schemas.microsoft.com/office/word/2016/wordml/cid" xmlns:w16se="http://schemas.microsoft.com/office/word/2015/wordml/symex" xmlns:wpg="http://schemas.microsoft.com/office/word/2010/wordprocessingGroup" xmlns:wpi="http://schemas.microsoft.com/office/word/2010/wordprocessingInk" xmlns:wne="http://schemas.microsoft.com/office/word/2006/wordml" xmlns:wps="http://schemas.microsoft.com/office/word/2010/wordprocessingShape" mc:Ignorable="w14 w15 w16se w16cid wp14">
+<w:ftr xmlns:wpc="http://schemas.microsoft.com/office/word/2010/wordprocessingCanvas" xmlns:cx="http://schemas.microsoft.com/office/drawing/2014/chartex" xmlns:cx1="http://schemas.microsoft.com/office/drawing/2015/9/8/chartex" xmlns:cx2="http://schemas.microsoft.com/office/drawing/2015/10/21/chartex" xmlns:cx3="http://schemas.microsoft.com/office/drawing/2016/5/9/chartex" xmlns:cx4="http://schemas.microsoft.com/office/drawing/2016/5/10/chartex" xmlns:cx5="http://schemas.microsoft.com/office/drawing/2016/5/11/chartex" xmlns:cx6="http://schemas.microsoft.com/office/drawing/2016/5/12/chartex" xmlns:cx7="http://schemas.microsoft.com/office/drawing/2016/5/13/chartex" xmlns:cx8="http://schemas.microsoft.com/office/drawing/2016/5/14/chartex" xmlns:mc="http://schemas.openxmlformats.org/markup-compatibility/2006" xmlns:aink="http://schemas.microsoft.com/office/drawing/2016/ink" xmlns:am3d="http://schemas.microsoft.com/office/drawing/2017/model3d" xmlns:o="urn:schemas-microsoft-com:office:office" xmlns:oel="http://schemas.microsoft.com/office/2019/extlst" xmlns:r="http://schemas.openxmlformats.org/officeDocument/2006/relationships" xmlns:m="http://schemas.openxmlformats.org/officeDocument/2006/math" xmlns:v="urn:schemas-microsoft-com:vml" xmlns:wp14="http://schemas.microsoft.com/office/word/2010/wordprocessingDrawing" xmlns:wp="http://schemas.openxmlformats.org/drawingml/2006/wordprocessingDrawing" xmlns:w10="urn:schemas-microsoft-com:office:word" xmlns:w="http://schemas.openxmlformats.org/wordprocessingml/2006/main" xmlns:w14="http://schemas.microsoft.com/office/word/2010/wordml" xmlns:w15="http://schemas.microsoft.com/office/word/2012/wordml" xmlns:w16cex="http://schemas.microsoft.com/office/word/2018/wordml/cex" xmlns:w16cid="http://schemas.microsoft.com/office/word/2016/wordml/cid" xmlns:w16="http://schemas.microsoft.com/office/word/2018/wordml" xmlns:w16sdtdh="http://schemas.microsoft.com/office/word/2020/wordml/sdtdatahash" xmlns:w16se="http://schemas.microsoft.com/office/word/2015/wordml/symex" xmlns:wpg="http://schemas.microsoft.com/office/word/2010/wordprocessingGroup" xmlns:wpi="http://schemas.microsoft.com/office/word/2010/wordprocessingInk" xmlns:wne="http://schemas.microsoft.com/office/word/2006/wordml" xmlns:wps="http://schemas.microsoft.com/office/word/2010/wordprocessingShape" mc:Ignorable="w14 w15 w16se w16cid w16 w16cex w16sdtdh wp14">
   <w:sdt>
     <w:sdtPr>
       <w:rPr>
@@ -7624,11 +7585,6 @@
         <w:docPartUnique/>
       </w:docPartObj>
     </w:sdtPr>
-    <w:sdtEndPr>
-      <w:rPr>
-        <w:rStyle w:val="a4"/>
-      </w:rPr>
-    </w:sdtEndPr>
     <w:sdtContent>
       <w:p>
         <w:pPr>
@@ -7682,7 +7638,7 @@
 </file>
 
 <file path=word/footnotes.xml><?xml version="1.0" encoding="utf-8"?>
-<w:footnotes xmlns:wpc="http://schemas.microsoft.com/office/word/2010/wordprocessingCanvas" xmlns:cx="http://schemas.microsoft.com/office/drawing/2014/chartex" xmlns:cx1="http://schemas.microsoft.com/office/drawing/2015/9/8/chartex" xmlns:cx2="http://schemas.microsoft.com/office/drawing/2015/10/21/chartex" xmlns:cx3="http://schemas.microsoft.com/office/drawing/2016/5/9/chartex" xmlns:cx4="http://schemas.microsoft.com/office/drawing/2016/5/10/chartex" xmlns:cx5="http://schemas.microsoft.com/office/drawing/2016/5/11/chartex" xmlns:cx6="http://schemas.microsoft.com/office/drawing/2016/5/12/chartex" xmlns:cx7="http://schemas.microsoft.com/office/drawing/2016/5/13/chartex" xmlns:cx8="http://schemas.microsoft.com/office/drawing/2016/5/14/chartex" xmlns:mc="http://schemas.openxmlformats.org/markup-compatibility/2006" xmlns:aink="http://schemas.microsoft.com/office/drawing/2016/ink" xmlns:am3d="http://schemas.microsoft.com/office/drawing/2017/model3d" xmlns:o="urn:schemas-microsoft-com:office:office" xmlns:r="http://schemas.openxmlformats.org/officeDocument/2006/relationships" xmlns:m="http://schemas.openxmlformats.org/officeDocument/2006/math" xmlns:v="urn:schemas-microsoft-com:vml" xmlns:wp14="http://schemas.microsoft.com/office/word/2010/wordprocessingDrawing" xmlns:wp="http://schemas.openxmlformats.org/drawingml/2006/wordprocessingDrawing" xmlns:w10="urn:schemas-microsoft-com:office:word" xmlns:w="http://schemas.openxmlformats.org/wordprocessingml/2006/main" xmlns:w14="http://schemas.microsoft.com/office/word/2010/wordml" xmlns:w15="http://schemas.microsoft.com/office/word/2012/wordml" xmlns:w16cid="http://schemas.microsoft.com/office/word/2016/wordml/cid" xmlns:w16se="http://schemas.microsoft.com/office/word/2015/wordml/symex" xmlns:wpg="http://schemas.microsoft.com/office/word/2010/wordprocessingGroup" xmlns:wpi="http://schemas.microsoft.com/office/word/2010/wordprocessingInk" xmlns:wne="http://schemas.microsoft.com/office/word/2006/wordml" xmlns:wps="http://schemas.microsoft.com/office/word/2010/wordprocessingShape" mc:Ignorable="w14 w15 w16se w16cid wp14">
+<w:footnotes xmlns:wpc="http://schemas.microsoft.com/office/word/2010/wordprocessingCanvas" xmlns:cx="http://schemas.microsoft.com/office/drawing/2014/chartex" xmlns:cx1="http://schemas.microsoft.com/office/drawing/2015/9/8/chartex" xmlns:cx2="http://schemas.microsoft.com/office/drawing/2015/10/21/chartex" xmlns:cx3="http://schemas.microsoft.com/office/drawing/2016/5/9/chartex" xmlns:cx4="http://schemas.microsoft.com/office/drawing/2016/5/10/chartex" xmlns:cx5="http://schemas.microsoft.com/office/drawing/2016/5/11/chartex" xmlns:cx6="http://schemas.microsoft.com/office/drawing/2016/5/12/chartex" xmlns:cx7="http://schemas.microsoft.com/office/drawing/2016/5/13/chartex" xmlns:cx8="http://schemas.microsoft.com/office/drawing/2016/5/14/chartex" xmlns:mc="http://schemas.openxmlformats.org/markup-compatibility/2006" xmlns:aink="http://schemas.microsoft.com/office/drawing/2016/ink" xmlns:am3d="http://schemas.microsoft.com/office/drawing/2017/model3d" xmlns:o="urn:schemas-microsoft-com:office:office" xmlns:oel="http://schemas.microsoft.com/office/2019/extlst" xmlns:r="http://schemas.openxmlformats.org/officeDocument/2006/relationships" xmlns:m="http://schemas.openxmlformats.org/officeDocument/2006/math" xmlns:v="urn:schemas-microsoft-com:vml" xmlns:wp14="http://schemas.microsoft.com/office/word/2010/wordprocessingDrawing" xmlns:wp="http://schemas.openxmlformats.org/drawingml/2006/wordprocessingDrawing" xmlns:w10="urn:schemas-microsoft-com:office:word" xmlns:w="http://schemas.openxmlformats.org/wordprocessingml/2006/main" xmlns:w14="http://schemas.microsoft.com/office/word/2010/wordml" xmlns:w15="http://schemas.microsoft.com/office/word/2012/wordml" xmlns:w16cex="http://schemas.microsoft.com/office/word/2018/wordml/cex" xmlns:w16cid="http://schemas.microsoft.com/office/word/2016/wordml/cid" xmlns:w16="http://schemas.microsoft.com/office/word/2018/wordml" xmlns:w16sdtdh="http://schemas.microsoft.com/office/word/2020/wordml/sdtdatahash" xmlns:w16se="http://schemas.microsoft.com/office/word/2015/wordml/symex" xmlns:wpg="http://schemas.microsoft.com/office/word/2010/wordprocessingGroup" xmlns:wpi="http://schemas.microsoft.com/office/word/2010/wordprocessingInk" xmlns:wne="http://schemas.microsoft.com/office/word/2006/wordml" xmlns:wps="http://schemas.microsoft.com/office/word/2010/wordprocessingShape" mc:Ignorable="w14 w15 w16se w16cid w16 w16cex w16sdtdh wp14">
   <w:footnote w:type="separator" w:id="-1">
     <w:p>
       <w:r>
@@ -7701,7 +7657,7 @@
 </file>
 
 <file path=word/numbering.xml><?xml version="1.0" encoding="utf-8"?>
-<w:numbering xmlns:wpc="http://schemas.microsoft.com/office/word/2010/wordprocessingCanvas" xmlns:cx="http://schemas.microsoft.com/office/drawing/2014/chartex" xmlns:cx1="http://schemas.microsoft.com/office/drawing/2015/9/8/chartex" xmlns:cx2="http://schemas.microsoft.com/office/drawing/2015/10/21/chartex" xmlns:cx3="http://schemas.microsoft.com/office/drawing/2016/5/9/chartex" xmlns:cx4="http://schemas.microsoft.com/office/drawing/2016/5/10/chartex" xmlns:cx5="http://schemas.microsoft.com/office/drawing/2016/5/11/chartex" xmlns:cx6="http://schemas.microsoft.com/office/drawing/2016/5/12/chartex" xmlns:cx7="http://schemas.microsoft.com/office/drawing/2016/5/13/chartex" xmlns:cx8="http://schemas.microsoft.com/office/drawing/2016/5/14/chartex" xmlns:mc="http://schemas.openxmlformats.org/markup-compatibility/2006" xmlns:aink="http://schemas.microsoft.com/office/drawing/2016/ink" xmlns:am3d="http://schemas.microsoft.com/office/drawing/2017/model3d" xmlns:o="urn:schemas-microsoft-com:office:office" xmlns:r="http://schemas.openxmlformats.org/officeDocument/2006/relationships" xmlns:m="http://schemas.openxmlformats.org/officeDocument/2006/math" xmlns:v="urn:schemas-microsoft-com:vml" xmlns:wp14="http://schemas.microsoft.com/office/word/2010/wordprocessingDrawing" xmlns:wp="http://schemas.openxmlformats.org/drawingml/2006/wordprocessingDrawing" xmlns:w10="urn:schemas-microsoft-com:office:word" xmlns:w="http://schemas.openxmlformats.org/wordprocessingml/2006/main" xmlns:w14="http://schemas.microsoft.com/office/word/2010/wordml" xmlns:w15="http://schemas.microsoft.com/office/word/2012/wordml" xmlns:w16cid="http://schemas.microsoft.com/office/word/2016/wordml/cid" xmlns:w16se="http://schemas.microsoft.com/office/word/2015/wordml/symex" xmlns:wpg="http://schemas.microsoft.com/office/word/2010/wordprocessingGroup" xmlns:wpi="http://schemas.microsoft.com/office/word/2010/wordprocessingInk" xmlns:wne="http://schemas.microsoft.com/office/word/2006/wordml" xmlns:wps="http://schemas.microsoft.com/office/word/2010/wordprocessingShape" mc:Ignorable="w14 w15 w16se w16cid wp14">
+<w:numbering xmlns:wpc="http://schemas.microsoft.com/office/word/2010/wordprocessingCanvas" xmlns:cx="http://schemas.microsoft.com/office/drawing/2014/chartex" xmlns:cx1="http://schemas.microsoft.com/office/drawing/2015/9/8/chartex" xmlns:cx2="http://schemas.microsoft.com/office/drawing/2015/10/21/chartex" xmlns:cx3="http://schemas.microsoft.com/office/drawing/2016/5/9/chartex" xmlns:cx4="http://schemas.microsoft.com/office/drawing/2016/5/10/chartex" xmlns:cx5="http://schemas.microsoft.com/office/drawing/2016/5/11/chartex" xmlns:cx6="http://schemas.microsoft.com/office/drawing/2016/5/12/chartex" xmlns:cx7="http://schemas.microsoft.com/office/drawing/2016/5/13/chartex" xmlns:cx8="http://schemas.microsoft.com/office/drawing/2016/5/14/chartex" xmlns:mc="http://schemas.openxmlformats.org/markup-compatibility/2006" xmlns:aink="http://schemas.microsoft.com/office/drawing/2016/ink" xmlns:am3d="http://schemas.microsoft.com/office/drawing/2017/model3d" xmlns:o="urn:schemas-microsoft-com:office:office" xmlns:oel="http://schemas.microsoft.com/office/2019/extlst" xmlns:r="http://schemas.openxmlformats.org/officeDocument/2006/relationships" xmlns:m="http://schemas.openxmlformats.org/officeDocument/2006/math" xmlns:v="urn:schemas-microsoft-com:vml" xmlns:wp14="http://schemas.microsoft.com/office/word/2010/wordprocessingDrawing" xmlns:wp="http://schemas.openxmlformats.org/drawingml/2006/wordprocessingDrawing" xmlns:w10="urn:schemas-microsoft-com:office:word" xmlns:w="http://schemas.openxmlformats.org/wordprocessingml/2006/main" xmlns:w14="http://schemas.microsoft.com/office/word/2010/wordml" xmlns:w15="http://schemas.microsoft.com/office/word/2012/wordml" xmlns:w16cex="http://schemas.microsoft.com/office/word/2018/wordml/cex" xmlns:w16cid="http://schemas.microsoft.com/office/word/2016/wordml/cid" xmlns:w16="http://schemas.microsoft.com/office/word/2018/wordml" xmlns:w16sdtdh="http://schemas.microsoft.com/office/word/2020/wordml/sdtdatahash" xmlns:w16se="http://schemas.microsoft.com/office/word/2015/wordml/symex" xmlns:wpg="http://schemas.microsoft.com/office/word/2010/wordprocessingGroup" xmlns:wpi="http://schemas.microsoft.com/office/word/2010/wordprocessingInk" xmlns:wne="http://schemas.microsoft.com/office/word/2006/wordml" xmlns:wps="http://schemas.microsoft.com/office/word/2010/wordprocessingShape" mc:Ignorable="w14 w15 w16se w16cid w16 w16cex w16sdtdh wp14">
   <w:abstractNum w:abstractNumId="0" w15:restartNumberingAfterBreak="0">
     <w:nsid w:val="2ACC1233"/>
     <w:multiLevelType w:val="hybridMultilevel"/>
@@ -8060,23 +8016,23 @@
       </w:pPr>
     </w:lvl>
   </w:abstractNum>
-  <w:num w:numId="1">
+  <w:num w:numId="1" w16cid:durableId="389236106">
     <w:abstractNumId w:val="3"/>
   </w:num>
-  <w:num w:numId="2">
+  <w:num w:numId="2" w16cid:durableId="1481993424">
     <w:abstractNumId w:val="0"/>
   </w:num>
-  <w:num w:numId="3">
+  <w:num w:numId="3" w16cid:durableId="1286042839">
     <w:abstractNumId w:val="2"/>
   </w:num>
-  <w:num w:numId="4">
+  <w:num w:numId="4" w16cid:durableId="17589335">
     <w:abstractNumId w:val="1"/>
   </w:num>
 </w:numbering>
 </file>
 
 <file path=word/styles.xml><?xml version="1.0" encoding="utf-8"?>
-<w:styles xmlns:mc="http://schemas.openxmlformats.org/markup-compatibility/2006" xmlns:r="http://schemas.openxmlformats.org/officeDocument/2006/relationships" xmlns:w="http://schemas.openxmlformats.org/wordprocessingml/2006/main" xmlns:w14="http://schemas.microsoft.com/office/word/2010/wordml" xmlns:w15="http://schemas.microsoft.com/office/word/2012/wordml" xmlns:w16cid="http://schemas.microsoft.com/office/word/2016/wordml/cid" xmlns:w16se="http://schemas.microsoft.com/office/word/2015/wordml/symex" mc:Ignorable="w14 w15 w16se w16cid">
+<w:styles xmlns:mc="http://schemas.openxmlformats.org/markup-compatibility/2006" xmlns:r="http://schemas.openxmlformats.org/officeDocument/2006/relationships" xmlns:w="http://schemas.openxmlformats.org/wordprocessingml/2006/main" xmlns:w14="http://schemas.microsoft.com/office/word/2010/wordml" xmlns:w15="http://schemas.microsoft.com/office/word/2012/wordml" xmlns:w16cex="http://schemas.microsoft.com/office/word/2018/wordml/cex" xmlns:w16cid="http://schemas.microsoft.com/office/word/2016/wordml/cid" xmlns:w16="http://schemas.microsoft.com/office/word/2018/wordml" xmlns:w16sdtdh="http://schemas.microsoft.com/office/word/2020/wordml/sdtdatahash" xmlns:w16se="http://schemas.microsoft.com/office/word/2015/wordml/symex" mc:Ignorable="w14 w15 w16se w16cid w16 w16cex w16sdtdh">
   <w:docDefaults>
     <w:rPrDefault>
       <w:rPr>
@@ -8086,7 +8042,7 @@
     </w:rPrDefault>
     <w:pPrDefault/>
   </w:docDefaults>
-  <w:latentStyles w:defLockedState="0" w:defUIPriority="0" w:defSemiHidden="0" w:defUnhideWhenUsed="0" w:defQFormat="0" w:count="375">
+  <w:latentStyles w:defLockedState="0" w:defUIPriority="0" w:defSemiHidden="0" w:defUnhideWhenUsed="0" w:defQFormat="0" w:count="376">
     <w:lsdException w:name="Normal" w:qFormat="1"/>
     <w:lsdException w:name="heading 1" w:uiPriority="9" w:qFormat="1"/>
     <w:lsdException w:name="heading 2" w:semiHidden="1" w:unhideWhenUsed="1" w:qFormat="1"/>
@@ -8369,6 +8325,7 @@
     <w:lsdException w:name="Smart Hyperlink" w:semiHidden="1" w:uiPriority="99" w:unhideWhenUsed="1"/>
     <w:lsdException w:name="Hashtag" w:semiHidden="1" w:uiPriority="99" w:unhideWhenUsed="1"/>
     <w:lsdException w:name="Unresolved Mention" w:semiHidden="1" w:uiPriority="99" w:unhideWhenUsed="1"/>
+    <w:lsdException w:name="Smart Link" w:semiHidden="1" w:uiPriority="99" w:unhideWhenUsed="1"/>
   </w:latentStyles>
   <w:style w:type="paragraph" w:default="1" w:styleId="a">
     <w:name w:val="Normal"/>
@@ -8407,6 +8364,7 @@
   <w:style w:type="character" w:default="1" w:styleId="a0">
     <w:name w:val="Default Paragraph Font"/>
     <w:uiPriority w:val="1"/>
+    <w:semiHidden/>
     <w:unhideWhenUsed/>
   </w:style>
   <w:style w:type="table" w:default="1" w:styleId="a1">
